--- a/templates/gradosunidades/UNIDAD.docx
+++ b/templates/gradosunidades/UNIDAD.docx
@@ -1438,21 +1438,10 @@
       <w:pPr>
         <w:ind w:right="-455"/>
       </w:pPr>
-      <w:r>
-        <w:rPr>
-          <w:rFonts w:ascii="Arial Nova Cond" w:hAnsi="Arial Nova Cond" w:cs="Times New Roman"/>
-          <w:b/>
-          <w:bCs/>
-          <w:color w:val="000000" w:themeColor="text1"/>
-          <w:sz w:val="14"/>
-          <w:szCs w:val="14"/>
-        </w:rPr>
-        <w:br/>
-      </w:r>
     </w:p>
     <w:p>
       <w:pPr>
-        <w:ind w:right="-455"/>
+        <w:ind w:left="-426"/>
       </w:pPr>
       <w:r>
         <w:t>{{</w:t>
@@ -1532,7 +1521,7 @@
     </w:p>
     <w:p>
       <w:pPr>
-        <w:ind w:right="-455"/>
+        <w:ind w:left="-426" w:right="-455"/>
         <w:rPr>
           <w:rFonts w:ascii="Arial Nova Cond" w:hAnsi="Arial Nova Cond" w:cs="Times New Roman"/>
           <w:b/>
@@ -1656,32 +1645,16 @@
     </w:p>
     <w:p>
       <w:pPr>
-        <w:ind w:right="-455"/>
+        <w:ind w:left="-426" w:right="-455"/>
         <w:rPr>
           <w:rFonts w:ascii="Arial Nova Cond" w:hAnsi="Arial Nova Cond" w:cs="Times New Roman"/>
-          <w:b/>
-          <w:bCs/>
           <w:color w:val="000000" w:themeColor="text1"/>
-          <w:sz w:val="14"/>
-          <w:szCs w:val="14"/>
         </w:rPr>
       </w:pPr>
-      <w:r>
-        <w:rPr>
-          <w:rFonts w:ascii="Arial Nova Cond" w:hAnsi="Arial Nova Cond" w:cs="Times New Roman"/>
-          <w:b/>
-          <w:bCs/>
-          <w:color w:val="000000" w:themeColor="text1"/>
-          <w:sz w:val="14"/>
-          <w:szCs w:val="14"/>
-          <w:highlight w:val="yellow"/>
-        </w:rPr>
-        <w:t>SIRVE PARA TODAS LAS ESPECIALIDADES, PERO VARIA EN FUNCION DEL GRADO, OSEA DE 1ERO A 2DO CAMBIA, Y NO IMPORTA SI ES MATEMATICA O COMUNICACION</w:t>
-      </w:r>
     </w:p>
     <w:p>
       <w:pPr>
-        <w:ind w:right="-455"/>
+        <w:ind w:left="-426" w:right="-455"/>
         <w:rPr>
           <w:rFonts w:ascii="Arial Nova Cond" w:hAnsi="Arial Nova Cond" w:cs="Times New Roman"/>
           <w:color w:val="000000" w:themeColor="text1"/>
@@ -1738,7 +1711,7 @@
     </w:p>
     <w:p>
       <w:pPr>
-        <w:ind w:right="-455"/>
+        <w:ind w:left="-426" w:right="-455"/>
         <w:rPr>
           <w:rFonts w:ascii="Arial Nova Cond" w:hAnsi="Arial Nova Cond" w:cs="Times New Roman"/>
           <w:color w:val="000000" w:themeColor="text1"/>
@@ -1836,7 +1809,6 @@
           <w:bCs/>
           <w:color w:val="000000" w:themeColor="text1"/>
         </w:rPr>
-        <w:lastRenderedPageBreak/>
         <w:t xml:space="preserve">RECURSOS </w:t>
       </w:r>
       <w:r>
@@ -2289,7 +2261,7 @@
               </w:rPr>
               <w:t xml:space="preserve">IA: </w:t>
             </w:r>
-            <w:hyperlink r:id="rId7" w:history="1">
+            <w:hyperlink r:id="rId8" w:history="1">
               <w:r>
                 <w:rPr>
                   <w:rStyle w:val="Hyperlink"/>
@@ -2334,7 +2306,7 @@
               </w:rPr>
               <w:t xml:space="preserve">IA: </w:t>
             </w:r>
-            <w:hyperlink r:id="rId8" w:history="1">
+            <w:hyperlink r:id="rId9" w:history="1">
               <w:r>
                 <w:rPr>
                   <w:rStyle w:val="Hyperlink"/>
@@ -2379,7 +2351,7 @@
               </w:rPr>
               <w:t xml:space="preserve">IA: </w:t>
             </w:r>
-            <w:hyperlink r:id="rId9" w:history="1">
+            <w:hyperlink r:id="rId10" w:history="1">
               <w:r>
                 <w:rPr>
                   <w:rStyle w:val="Hyperlink"/>
@@ -3439,8 +3411,8 @@
       </w:pPr>
     </w:p>
     <w:sectPr>
-      <w:headerReference w:type="default" r:id="rId10"/>
-      <w:footerReference w:type="default" r:id="rId11"/>
+      <w:headerReference w:type="default" r:id="rId11"/>
+      <w:footerReference w:type="default" r:id="rId12"/>
       <w:pgSz w:w="16838" w:h="11906" w:orient="landscape"/>
       <w:pgMar w:top="1560" w:right="1417" w:bottom="993" w:left="1417" w:header="284" w:footer="708" w:gutter="0"/>
       <w:cols w:space="708"/>
@@ -4016,7 +3988,7 @@
               <wp:inline distT="0" distB="0" distL="0" distR="0" wp14:anchorId="0BF7FA48" wp14:editId="43494BF6">
                 <wp:extent cx="752475" cy="665297"/>
                 <wp:effectExtent l="0" t="0" r="0" b="1905"/>
-                <wp:docPr id="2063491734" name="Imagen 8" descr="Logotipo&#10;&#10;Descripción generada automáticamente"/>
+                <wp:docPr id="245174700" name="Imagen 8" descr="Logotipo&#10;&#10;Descripción generada automáticamente"/>
                 <wp:cNvGraphicFramePr>
                   <a:graphicFrameLocks xmlns:a="http://schemas.openxmlformats.org/drawingml/2006/main" noChangeAspect="1"/>
                 </wp:cNvGraphicFramePr>
@@ -4091,7 +4063,7 @@
                 <wp:extent cx="1685925" cy="487680"/>
                 <wp:effectExtent l="0" t="0" r="9525" b="7620"/>
                 <wp:wrapNone/>
-                <wp:docPr id="212135028" name="Imagen 16" descr="Interfaz de usuario gráfica, Texto, Aplicación&#10;&#10;Descripción generada automáticamente"/>
+                <wp:docPr id="102986912" name="Imagen 16" descr="Interfaz de usuario gráfica, Texto, Aplicación&#10;&#10;Descripción generada automáticamente"/>
                 <wp:cNvGraphicFramePr>
                   <a:graphicFrameLocks xmlns:a="http://schemas.openxmlformats.org/drawingml/2006/main" noChangeAspect="1"/>
                 </wp:cNvGraphicFramePr>
@@ -7123,4 +7095,16 @@
     </a:ext>
   </a:extLst>
 </a:theme>
+</file>
+
+<file path=customXml/item1.xml><?xml version="1.0" encoding="utf-8"?>
+<b:Sources xmlns:b="http://schemas.openxmlformats.org/officeDocument/2006/bibliography" xmlns="http://schemas.openxmlformats.org/officeDocument/2006/bibliography" SelectedStyle="\APASixthEditionOfficeOnline.xsl" StyleName="APA" Version="6"/>
+</file>
+
+<file path=customXml/itemProps1.xml><?xml version="1.0" encoding="utf-8"?>
+<ds:datastoreItem xmlns:ds="http://schemas.openxmlformats.org/officeDocument/2006/customXml" ds:itemID="{6A908D81-A0C9-474E-B06D-A8E837C33C0A}">
+  <ds:schemaRefs>
+    <ds:schemaRef ds:uri="http://schemas.openxmlformats.org/officeDocument/2006/bibliography"/>
+  </ds:schemaRefs>
+</ds:datastoreItem>
 </file>
--- a/templates/gradosunidades/UNIDAD.docx
+++ b/templates/gradosunidades/UNIDAD.docx
@@ -87,8 +87,8 @@
                                 <w:jc w:val="center"/>
                                 <w:rPr>
                                   <w:color w:val="0070C0"/>
-                                  <w:sz w:val="20"/>
-                                  <w:szCs w:val="20"/>
+                                  <w:sz w:val="24"/>
+                                  <w:szCs w:val="24"/>
                                   <w:lang w:val="en-US"/>
                                 </w:rPr>
                               </w:pPr>
@@ -98,8 +98,8 @@
                                   <w:b/>
                                   <w:bCs/>
                                   <w:color w:val="0B35E7"/>
-                                  <w:sz w:val="32"/>
-                                  <w:szCs w:val="32"/>
+                                  <w:sz w:val="24"/>
+                                  <w:szCs w:val="24"/>
                                   <w:lang w:val="en-US"/>
                                 </w:rPr>
                                 <w:t>{{</w:t>
@@ -111,8 +111,8 @@
                                   <w:b/>
                                   <w:bCs/>
                                   <w:color w:val="0B35E7"/>
-                                  <w:sz w:val="32"/>
-                                  <w:szCs w:val="32"/>
+                                  <w:sz w:val="24"/>
+                                  <w:szCs w:val="24"/>
                                   <w:lang w:val="en-US"/>
                                 </w:rPr>
                                 <w:t>titulounidad</w:t>
@@ -124,8 +124,8 @@
                                   <w:b/>
                                   <w:bCs/>
                                   <w:color w:val="0B35E7"/>
-                                  <w:sz w:val="32"/>
-                                  <w:szCs w:val="32"/>
+                                  <w:sz w:val="24"/>
+                                  <w:szCs w:val="24"/>
                                   <w:lang w:val="en-US"/>
                                 </w:rPr>
                                 <w:t>}}</w:t>
@@ -323,8 +323,8 @@
                           <w:jc w:val="center"/>
                           <w:rPr>
                             <w:color w:val="0070C0"/>
-                            <w:sz w:val="20"/>
-                            <w:szCs w:val="20"/>
+                            <w:sz w:val="24"/>
+                            <w:szCs w:val="24"/>
                             <w:lang w:val="en-US"/>
                           </w:rPr>
                         </w:pPr>
@@ -334,8 +334,8 @@
                             <w:b/>
                             <w:bCs/>
                             <w:color w:val="0B35E7"/>
-                            <w:sz w:val="32"/>
-                            <w:szCs w:val="32"/>
+                            <w:sz w:val="24"/>
+                            <w:szCs w:val="24"/>
                             <w:lang w:val="en-US"/>
                           </w:rPr>
                           <w:t>{{</w:t>
@@ -347,8 +347,8 @@
                             <w:b/>
                             <w:bCs/>
                             <w:color w:val="0B35E7"/>
-                            <w:sz w:val="32"/>
-                            <w:szCs w:val="32"/>
+                            <w:sz w:val="24"/>
+                            <w:szCs w:val="24"/>
                             <w:lang w:val="en-US"/>
                           </w:rPr>
                           <w:t>titulounidad</w:t>
@@ -360,8 +360,8 @@
                             <w:b/>
                             <w:bCs/>
                             <w:color w:val="0B35E7"/>
-                            <w:sz w:val="32"/>
-                            <w:szCs w:val="32"/>
+                            <w:sz w:val="24"/>
+                            <w:szCs w:val="24"/>
                             <w:lang w:val="en-US"/>
                           </w:rPr>
                           <w:t>}}</w:t>
@@ -1240,16 +1240,36 @@
           <w:p>
             <w:pPr>
               <w:jc w:val="both"/>
+              <w:rPr>
+                <w:rFonts w:ascii="Arial Nova Cond" w:hAnsi="Arial Nova Cond"/>
+                <w:sz w:val="20"/>
+                <w:szCs w:val="20"/>
+              </w:rPr>
             </w:pPr>
             <w:r>
+              <w:rPr>
+                <w:rFonts w:ascii="Arial Nova Cond" w:hAnsi="Arial Nova Cond"/>
+                <w:sz w:val="20"/>
+                <w:szCs w:val="20"/>
+              </w:rPr>
               <w:t>{{</w:t>
             </w:r>
             <w:proofErr w:type="spellStart"/>
             <w:r>
+              <w:rPr>
+                <w:rFonts w:ascii="Arial Nova Cond" w:hAnsi="Arial Nova Cond"/>
+                <w:sz w:val="20"/>
+                <w:szCs w:val="20"/>
+              </w:rPr>
               <w:t>situacionsignificativa</w:t>
             </w:r>
             <w:proofErr w:type="spellEnd"/>
             <w:r>
+              <w:rPr>
+                <w:rFonts w:ascii="Arial Nova Cond" w:hAnsi="Arial Nova Cond"/>
+                <w:sz w:val="20"/>
+                <w:szCs w:val="20"/>
+              </w:rPr>
               <w:t>}}</w:t>
             </w:r>
           </w:p>
@@ -1302,13 +1322,20 @@
               </w:tabs>
               <w:ind w:left="0" w:right="-455"/>
               <w:rPr>
-                <w:rFonts w:cs="Times New Roman"/>
+                <w:rFonts w:ascii="Arial Nova Cond" w:hAnsi="Arial Nova Cond" w:cs="Times New Roman"/>
                 <w:b/>
                 <w:bCs/>
                 <w:color w:val="000000" w:themeColor="text1"/>
+                <w:sz w:val="20"/>
+                <w:szCs w:val="20"/>
               </w:rPr>
             </w:pPr>
             <w:r>
+              <w:rPr>
+                <w:rFonts w:ascii="Arial Nova Cond" w:hAnsi="Arial Nova Cond"/>
+                <w:sz w:val="20"/>
+                <w:szCs w:val="20"/>
+              </w:rPr>
               <w:t>{{producto}}</w:t>
             </w:r>
           </w:p>
@@ -1317,87 +1344,8 @@
     </w:tbl>
     <w:p>
       <w:pPr>
-        <w:pStyle w:val="ListParagraph"/>
         <w:spacing w:after="0"/>
-        <w:ind w:left="-284" w:right="-455"/>
-        <w:rPr>
-          <w:rFonts w:ascii="Arial Nova Cond" w:hAnsi="Arial Nova Cond" w:cs="Times New Roman"/>
-          <w:b/>
-          <w:bCs/>
-          <w:color w:val="000000" w:themeColor="text1"/>
-        </w:rPr>
-      </w:pPr>
-    </w:p>
-    <w:p>
-      <w:pPr>
-        <w:pStyle w:val="ListParagraph"/>
-        <w:spacing w:after="0"/>
-        <w:ind w:left="-284" w:right="-455"/>
-        <w:rPr>
-          <w:rFonts w:ascii="Arial Nova Cond" w:hAnsi="Arial Nova Cond" w:cs="Times New Roman"/>
-          <w:b/>
-          <w:bCs/>
-          <w:color w:val="000000" w:themeColor="text1"/>
-        </w:rPr>
-      </w:pPr>
-    </w:p>
-    <w:p>
-      <w:pPr>
-        <w:pStyle w:val="ListParagraph"/>
-        <w:spacing w:after="0"/>
-        <w:ind w:left="-284" w:right="-455"/>
-        <w:rPr>
-          <w:rFonts w:ascii="Arial Nova Cond" w:hAnsi="Arial Nova Cond" w:cs="Times New Roman"/>
-          <w:b/>
-          <w:bCs/>
-          <w:color w:val="000000" w:themeColor="text1"/>
-        </w:rPr>
-      </w:pPr>
-    </w:p>
-    <w:p>
-      <w:pPr>
-        <w:pStyle w:val="ListParagraph"/>
-        <w:spacing w:after="0"/>
-        <w:ind w:left="-284" w:right="-455"/>
-        <w:rPr>
-          <w:rFonts w:ascii="Arial Nova Cond" w:hAnsi="Arial Nova Cond" w:cs="Times New Roman"/>
-          <w:b/>
-          <w:bCs/>
-          <w:color w:val="000000" w:themeColor="text1"/>
-        </w:rPr>
-      </w:pPr>
-    </w:p>
-    <w:p>
-      <w:pPr>
-        <w:pStyle w:val="ListParagraph"/>
-        <w:spacing w:after="0"/>
-        <w:ind w:left="-284" w:right="-455"/>
-        <w:rPr>
-          <w:rFonts w:ascii="Arial Nova Cond" w:hAnsi="Arial Nova Cond" w:cs="Times New Roman"/>
-          <w:b/>
-          <w:bCs/>
-          <w:color w:val="000000" w:themeColor="text1"/>
-        </w:rPr>
-      </w:pPr>
-    </w:p>
-    <w:p>
-      <w:pPr>
-        <w:pStyle w:val="ListParagraph"/>
-        <w:spacing w:after="0"/>
-        <w:ind w:left="-284" w:right="-455"/>
-        <w:rPr>
-          <w:rFonts w:ascii="Arial Nova Cond" w:hAnsi="Arial Nova Cond" w:cs="Times New Roman"/>
-          <w:b/>
-          <w:bCs/>
-          <w:color w:val="000000" w:themeColor="text1"/>
-        </w:rPr>
-      </w:pPr>
-    </w:p>
-    <w:p>
-      <w:pPr>
-        <w:pStyle w:val="ListParagraph"/>
-        <w:spacing w:after="0"/>
-        <w:ind w:left="-284" w:right="-455"/>
+        <w:ind w:right="-455"/>
         <w:rPr>
           <w:rFonts w:ascii="Arial Nova Cond" w:hAnsi="Arial Nova Cond" w:cs="Times New Roman"/>
           <w:b/>
@@ -1430,7 +1378,6 @@
           <w:bCs/>
           <w:color w:val="000000" w:themeColor="text1"/>
         </w:rPr>
-        <w:lastRenderedPageBreak/>
         <w:t xml:space="preserve">ESTÁNDAR DE APRENDIZAJE: </w:t>
       </w:r>
     </w:p>
@@ -1442,40 +1389,28 @@
     <w:p>
       <w:pPr>
         <w:ind w:left="-426"/>
+        <w:rPr>
+          <w:rFonts w:ascii="Arial Nova Cond" w:hAnsi="Arial Nova Cond"/>
+          <w:sz w:val="20"/>
+          <w:szCs w:val="20"/>
+        </w:rPr>
       </w:pPr>
       <w:r>
-        <w:t>{{</w:t>
-      </w:r>
-      <w:r>
-        <w:t>competencia</w:t>
-      </w:r>
-      <w:r>
-        <w:t>}}</w:t>
+        <w:rPr>
+          <w:rFonts w:ascii="Arial Nova Cond" w:hAnsi="Arial Nova Cond"/>
+          <w:sz w:val="20"/>
+          <w:szCs w:val="20"/>
+        </w:rPr>
+        <w:t>{{competencia}}</w:t>
       </w:r>
     </w:p>
     <w:p>
       <w:pPr>
-        <w:ind w:right="-455"/>
+        <w:ind w:left="-426"/>
         <w:rPr>
-          <w:rFonts w:ascii="Arial Nova Cond" w:hAnsi="Arial Nova Cond" w:cs="Times New Roman"/>
-          <w:b/>
-          <w:bCs/>
-          <w:color w:val="000000" w:themeColor="text1"/>
-          <w:sz w:val="14"/>
-          <w:szCs w:val="14"/>
-        </w:rPr>
-      </w:pPr>
-    </w:p>
-    <w:p>
-      <w:pPr>
-        <w:ind w:right="-455"/>
-        <w:rPr>
-          <w:rFonts w:ascii="Arial Nova Cond" w:hAnsi="Arial Nova Cond" w:cs="Times New Roman"/>
-          <w:b/>
-          <w:bCs/>
-          <w:color w:val="000000" w:themeColor="text1"/>
-          <w:sz w:val="14"/>
-          <w:szCs w:val="14"/>
+          <w:rFonts w:ascii="Arial Nova Cond" w:hAnsi="Arial Nova Cond"/>
+          <w:sz w:val="20"/>
+          <w:szCs w:val="20"/>
         </w:rPr>
       </w:pPr>
     </w:p>
@@ -1503,6 +1438,7 @@
           <w:bCs/>
           <w:color w:val="000000" w:themeColor="text1"/>
         </w:rPr>
+        <w:lastRenderedPageBreak/>
         <w:t xml:space="preserve">PROPÓSITOS DE APRENDIZAJE Y EVALUACIÓN: </w:t>
       </w:r>
     </w:p>
@@ -1658,12 +1594,16 @@
         <w:rPr>
           <w:rFonts w:ascii="Arial Nova Cond" w:hAnsi="Arial Nova Cond" w:cs="Times New Roman"/>
           <w:color w:val="000000" w:themeColor="text1"/>
+          <w:sz w:val="20"/>
+          <w:szCs w:val="20"/>
         </w:rPr>
       </w:pPr>
       <w:r>
         <w:rPr>
           <w:rFonts w:ascii="Arial Nova Cond" w:hAnsi="Arial Nova Cond" w:cs="Times New Roman"/>
           <w:color w:val="000000" w:themeColor="text1"/>
+          <w:sz w:val="20"/>
+          <w:szCs w:val="20"/>
         </w:rPr>
         <w:t>{</w:t>
       </w:r>
@@ -1671,6 +1611,8 @@
         <w:rPr>
           <w:rFonts w:ascii="Arial Nova Cond" w:hAnsi="Arial Nova Cond" w:cs="Times New Roman"/>
           <w:color w:val="000000" w:themeColor="text1"/>
+          <w:sz w:val="20"/>
+          <w:szCs w:val="20"/>
         </w:rPr>
         <w:t>{</w:t>
       </w:r>
@@ -1679,6 +1621,8 @@
         <w:rPr>
           <w:rFonts w:ascii="Arial Nova Cond" w:hAnsi="Arial Nova Cond" w:cs="Times New Roman"/>
           <w:color w:val="000000" w:themeColor="text1"/>
+          <w:sz w:val="20"/>
+          <w:szCs w:val="20"/>
         </w:rPr>
         <w:t>competenciatransversal</w:t>
       </w:r>
@@ -1687,6 +1631,8 @@
         <w:rPr>
           <w:rFonts w:ascii="Arial Nova Cond" w:hAnsi="Arial Nova Cond" w:cs="Times New Roman"/>
           <w:color w:val="000000" w:themeColor="text1"/>
+          <w:sz w:val="20"/>
+          <w:szCs w:val="20"/>
         </w:rPr>
         <w:t>}</w:t>
       </w:r>
@@ -1694,6 +1640,8 @@
         <w:rPr>
           <w:rFonts w:ascii="Arial Nova Cond" w:hAnsi="Arial Nova Cond" w:cs="Times New Roman"/>
           <w:color w:val="000000" w:themeColor="text1"/>
+          <w:sz w:val="20"/>
+          <w:szCs w:val="20"/>
         </w:rPr>
         <w:t>}</w:t>
       </w:r>
@@ -1715,12 +1663,16 @@
         <w:rPr>
           <w:rFonts w:ascii="Arial Nova Cond" w:hAnsi="Arial Nova Cond" w:cs="Times New Roman"/>
           <w:color w:val="000000" w:themeColor="text1"/>
+          <w:sz w:val="20"/>
+          <w:szCs w:val="20"/>
         </w:rPr>
       </w:pPr>
       <w:r>
         <w:rPr>
           <w:rFonts w:ascii="Arial Nova Cond" w:hAnsi="Arial Nova Cond" w:cs="Times New Roman"/>
           <w:color w:val="000000" w:themeColor="text1"/>
+          <w:sz w:val="20"/>
+          <w:szCs w:val="20"/>
         </w:rPr>
         <w:t>{{enfoques}}</w:t>
       </w:r>
@@ -1728,54 +1680,11 @@
         <w:rPr>
           <w:rFonts w:ascii="Arial Nova Cond" w:hAnsi="Arial Nova Cond" w:cs="Times New Roman"/>
           <w:color w:val="000000" w:themeColor="text1"/>
+          <w:sz w:val="20"/>
+          <w:szCs w:val="20"/>
         </w:rPr>
         <w:br/>
       </w:r>
-    </w:p>
-    <w:p>
-      <w:pPr>
-        <w:ind w:right="-455"/>
-        <w:rPr>
-          <w:rFonts w:ascii="Arial Nova Cond" w:hAnsi="Arial Nova Cond" w:cs="Times New Roman"/>
-          <w:color w:val="000000" w:themeColor="text1"/>
-        </w:rPr>
-      </w:pPr>
-    </w:p>
-    <w:p>
-      <w:pPr>
-        <w:ind w:right="-455"/>
-        <w:rPr>
-          <w:rFonts w:ascii="Arial Nova Cond" w:hAnsi="Arial Nova Cond" w:cs="Times New Roman"/>
-          <w:color w:val="000000" w:themeColor="text1"/>
-        </w:rPr>
-      </w:pPr>
-    </w:p>
-    <w:p>
-      <w:pPr>
-        <w:ind w:right="-455"/>
-        <w:rPr>
-          <w:rFonts w:ascii="Arial Nova Cond" w:hAnsi="Arial Nova Cond" w:cs="Times New Roman"/>
-          <w:color w:val="000000" w:themeColor="text1"/>
-        </w:rPr>
-      </w:pPr>
-    </w:p>
-    <w:p>
-      <w:pPr>
-        <w:ind w:right="-455"/>
-        <w:rPr>
-          <w:rFonts w:ascii="Arial Nova Cond" w:hAnsi="Arial Nova Cond" w:cs="Times New Roman"/>
-          <w:color w:val="000000" w:themeColor="text1"/>
-        </w:rPr>
-      </w:pPr>
-    </w:p>
-    <w:p>
-      <w:pPr>
-        <w:ind w:right="-455"/>
-        <w:rPr>
-          <w:rFonts w:ascii="Arial Nova Cond" w:hAnsi="Arial Nova Cond" w:cs="Times New Roman"/>
-          <w:color w:val="000000" w:themeColor="text1"/>
-        </w:rPr>
-      </w:pPr>
     </w:p>
     <w:p>
       <w:pPr>
@@ -1964,7 +1873,24 @@
                 <w:sz w:val="20"/>
                 <w:szCs w:val="20"/>
               </w:rPr>
-              <w:t>Texto escolar de Comunicación.</w:t>
+              <w:t xml:space="preserve">Texto escolar de </w:t>
+            </w:r>
+            <w:r>
+              <w:rPr>
+                <w:rFonts w:ascii="Arial Nova Cond" w:hAnsi="Arial Nova Cond" w:cs="Times New Roman"/>
+                <w:sz w:val="20"/>
+                <w:szCs w:val="20"/>
+              </w:rPr>
+              <w:t>{{área}}</w:t>
+            </w:r>
+            <w:r>
+              <w:rPr>
+                <w:rFonts w:ascii="Arial Nova Cond Light" w:hAnsi="Arial Nova Cond Light" w:cs="Times New Roman"/>
+                <w:color w:val="000000" w:themeColor="text1"/>
+                <w:sz w:val="20"/>
+                <w:szCs w:val="20"/>
+              </w:rPr>
+              <w:t>.</w:t>
             </w:r>
           </w:p>
           <w:p>
@@ -1989,7 +1915,24 @@
                 <w:sz w:val="20"/>
                 <w:szCs w:val="20"/>
               </w:rPr>
-              <w:t>Guía de actividades de Comunicación.</w:t>
+              <w:t xml:space="preserve">Guía de actividades de </w:t>
+            </w:r>
+            <w:r>
+              <w:rPr>
+                <w:rFonts w:ascii="Arial Nova Cond" w:hAnsi="Arial Nova Cond" w:cs="Times New Roman"/>
+                <w:sz w:val="20"/>
+                <w:szCs w:val="20"/>
+              </w:rPr>
+              <w:t>{{área}}</w:t>
+            </w:r>
+            <w:r>
+              <w:rPr>
+                <w:rFonts w:ascii="Arial Nova Cond Light" w:hAnsi="Arial Nova Cond Light" w:cs="Times New Roman"/>
+                <w:color w:val="000000" w:themeColor="text1"/>
+                <w:sz w:val="20"/>
+                <w:szCs w:val="20"/>
+              </w:rPr>
+              <w:t>.</w:t>
             </w:r>
           </w:p>
           <w:p>
@@ -2032,7 +1975,24 @@
                 <w:sz w:val="20"/>
                 <w:szCs w:val="20"/>
               </w:rPr>
-              <w:t>de Comunicación.</w:t>
+              <w:t xml:space="preserve">de </w:t>
+            </w:r>
+            <w:r>
+              <w:rPr>
+                <w:rFonts w:ascii="Arial Nova Cond" w:hAnsi="Arial Nova Cond" w:cs="Times New Roman"/>
+                <w:sz w:val="20"/>
+                <w:szCs w:val="20"/>
+              </w:rPr>
+              <w:t>{{área}}</w:t>
+            </w:r>
+            <w:r>
+              <w:rPr>
+                <w:rFonts w:ascii="Arial Nova Cond Light" w:hAnsi="Arial Nova Cond Light" w:cs="Times New Roman"/>
+                <w:color w:val="000000" w:themeColor="text1"/>
+                <w:sz w:val="20"/>
+                <w:szCs w:val="20"/>
+              </w:rPr>
+              <w:t>.</w:t>
             </w:r>
           </w:p>
           <w:p>
@@ -2475,6 +2435,7 @@
                 <w:bCs/>
                 <w:color w:val="000000" w:themeColor="text1"/>
               </w:rPr>
+              <w:lastRenderedPageBreak/>
               <w:t>Para el docente</w:t>
             </w:r>
           </w:p>
@@ -2504,7 +2465,23 @@
                 <w:kern w:val="0"/>
                 <w14:ligatures w14:val="none"/>
               </w:rPr>
-              <w:t xml:space="preserve">Minedu (2024). Orientaciones para el uso pedagógico de las Fichas de aprendizaje de Comunicación </w:t>
+              <w:t xml:space="preserve">Minedu (2024). Orientaciones para el uso pedagógico de las Fichas de aprendizaje de </w:t>
+            </w:r>
+            <w:r>
+              <w:rPr>
+                <w:rFonts w:ascii="Arial Nova Cond Light" w:eastAsia="Calibri" w:hAnsi="Arial Nova Cond Light" w:cs="Calibri Light"/>
+                <w:kern w:val="0"/>
+                <w14:ligatures w14:val="none"/>
+              </w:rPr>
+              <w:t>{{área}}</w:t>
+            </w:r>
+            <w:r>
+              <w:rPr>
+                <w:rFonts w:ascii="Arial Nova Cond Light" w:eastAsia="Calibri" w:hAnsi="Arial Nova Cond Light" w:cs="Calibri Light"/>
+                <w:kern w:val="0"/>
+                <w14:ligatures w14:val="none"/>
+              </w:rPr>
+              <w:t xml:space="preserve"> </w:t>
             </w:r>
             <w:r>
               <w:rPr>
@@ -2735,7 +2712,23 @@
                 <w:kern w:val="0"/>
                 <w14:ligatures w14:val="none"/>
               </w:rPr>
-              <w:t xml:space="preserve">Fichas de Aprendizaje de Comunicación, </w:t>
+              <w:t xml:space="preserve">Fichas de Aprendizaje de </w:t>
+            </w:r>
+            <w:r>
+              <w:rPr>
+                <w:rFonts w:ascii="Arial Nova Cond Light" w:eastAsia="Calibri" w:hAnsi="Arial Nova Cond Light" w:cs="Calibri Light"/>
+                <w:kern w:val="0"/>
+                <w14:ligatures w14:val="none"/>
+              </w:rPr>
+              <w:t>{{área}}</w:t>
+            </w:r>
+            <w:r>
+              <w:rPr>
+                <w:rFonts w:ascii="Arial Nova Cond Light" w:eastAsia="Calibri" w:hAnsi="Arial Nova Cond Light" w:cs="Calibri Light"/>
+                <w:kern w:val="0"/>
+                <w14:ligatures w14:val="none"/>
+              </w:rPr>
+              <w:t xml:space="preserve">, </w:t>
             </w:r>
             <w:r>
               <w:rPr>
@@ -2775,7 +2768,23 @@
                 <w:kern w:val="0"/>
                 <w14:ligatures w14:val="none"/>
               </w:rPr>
-              <w:t xml:space="preserve">Cuaderno de trabajo de Comunicación </w:t>
+              <w:t xml:space="preserve">Cuaderno de trabajo de </w:t>
+            </w:r>
+            <w:r>
+              <w:rPr>
+                <w:rFonts w:ascii="Arial Nova Cond Light" w:eastAsia="Calibri" w:hAnsi="Arial Nova Cond Light" w:cs="Calibri Light"/>
+                <w:kern w:val="0"/>
+                <w14:ligatures w14:val="none"/>
+              </w:rPr>
+              <w:t>{{área}}</w:t>
+            </w:r>
+            <w:r>
+              <w:rPr>
+                <w:rFonts w:ascii="Arial Nova Cond Light" w:eastAsia="Calibri" w:hAnsi="Arial Nova Cond Light" w:cs="Calibri Light"/>
+                <w:kern w:val="0"/>
+                <w14:ligatures w14:val="none"/>
+              </w:rPr>
+              <w:t xml:space="preserve"> </w:t>
             </w:r>
             <w:r>
               <w:rPr>
@@ -6322,7 +6331,6 @@
   <w:style w:type="character" w:default="1" w:styleId="DefaultParagraphFont">
     <w:name w:val="Default Paragraph Font"/>
     <w:uiPriority w:val="1"/>
-    <w:semiHidden/>
     <w:unhideWhenUsed/>
   </w:style>
   <w:style w:type="table" w:default="1" w:styleId="TableNormal">
